--- a/text/part2/04Nora.docx
+++ b/text/part2/04Nora.docx
@@ -199,6 +199,708 @@
         </w:rPr>
         <w:t xml:space="preserve">. </w:t>
       </w:r>
+      <w:r>
+        <w:rPr>
+          <w:lang w:val="ru-RU"/>
+        </w:rPr>
+        <w:t xml:space="preserve">Поэтому я их пропущу. </w:t>
+      </w:r>
+    </w:p>
+    <w:p>
+      <w:pPr>
+        <w:rPr>
+          <w:lang w:val="ru-RU"/>
+        </w:rPr>
+      </w:pPr>
+      <w:r>
+        <w:rPr>
+          <w:lang w:val="ru-RU"/>
+        </w:rPr>
+        <w:t xml:space="preserve">Вернёмся к </w:t>
+      </w:r>
+      <w:r>
+        <w:rPr>
+          <w:lang w:val="ru-RU"/>
+        </w:rPr>
+        <w:t>происходящему позже,</w:t>
+      </w:r>
+      <w:r>
+        <w:rPr>
+          <w:lang w:val="ru-RU"/>
+        </w:rPr>
+        <w:t xml:space="preserve"> в тот момент</w:t>
+      </w:r>
+      <w:r>
+        <w:rPr>
+          <w:lang w:val="ru-RU"/>
+        </w:rPr>
+        <w:t xml:space="preserve"> —</w:t>
+      </w:r>
+      <w:r>
+        <w:rPr>
+          <w:lang w:val="ru-RU"/>
+        </w:rPr>
+        <w:t xml:space="preserve"> а было это уже за полдень</w:t>
+      </w:r>
+      <w:r>
+        <w:rPr>
+          <w:lang w:val="ru-RU"/>
+        </w:rPr>
+        <w:t xml:space="preserve"> —</w:t>
+      </w:r>
+      <w:r>
+        <w:rPr>
+          <w:lang w:val="ru-RU"/>
+        </w:rPr>
+        <w:t xml:space="preserve"> когда я, лёжа на спине в своей постели</w:t>
+      </w:r>
+      <w:r>
+        <w:rPr>
+          <w:lang w:val="ru-RU"/>
+        </w:rPr>
+        <w:t>,</w:t>
+      </w:r>
+      <w:r>
+        <w:rPr>
+          <w:lang w:val="ru-RU"/>
+        </w:rPr>
+        <w:t xml:space="preserve"> блаженно-расслаблено смотрел в потолок с полным отсутствием мыслей в голове</w:t>
+      </w:r>
+      <w:r>
+        <w:rPr>
+          <w:lang w:val="ru-RU"/>
+        </w:rPr>
+        <w:t xml:space="preserve">. </w:t>
+      </w:r>
+    </w:p>
+    <w:p>
+      <w:pPr>
+        <w:rPr>
+          <w:lang w:val="ru-RU"/>
+        </w:rPr>
+      </w:pPr>
+      <w:r>
+        <w:rPr>
+          <w:lang w:val="ru-RU"/>
+        </w:rPr>
+        <w:t>Я ощутил,</w:t>
+      </w:r>
+      <w:r>
+        <w:rPr>
+          <w:lang w:val="ru-RU"/>
+        </w:rPr>
+        <w:t xml:space="preserve"> как Зара, голова которой покоилась на моём плече, пошевелилась, а затем приподнялась на локте и заглянула мне в глаза. </w:t>
+      </w:r>
+    </w:p>
+    <w:p>
+      <w:pPr>
+        <w:rPr>
+          <w:lang w:val="ru-RU"/>
+        </w:rPr>
+      </w:pPr>
+      <w:r>
+        <w:rPr>
+          <w:lang w:val="ru-RU"/>
+        </w:rPr>
+        <w:t xml:space="preserve">Её взгляд меня сразу насторожил. Выражение её лица резко контрастировало с моим нынешним самочувствием и настроением. На нём читалось напряжение, скрываемое беспокойство и тревога. </w:t>
+      </w:r>
+    </w:p>
+    <w:p>
+      <w:pPr>
+        <w:rPr>
+          <w:lang w:val="ru-RU"/>
+        </w:rPr>
+      </w:pPr>
+      <w:r>
+        <w:rPr>
+          <w:lang w:val="ru-RU"/>
+        </w:rPr>
+        <w:t>Зара отвела взгляд в сторону, вздохнула и, как будто наконец на что-то решившись, произнесла.</w:t>
+      </w:r>
+    </w:p>
+    <w:p>
+      <w:pPr>
+        <w:rPr>
+          <w:lang w:val="ru-RU"/>
+        </w:rPr>
+      </w:pPr>
+      <w:r>
+        <w:rPr>
+          <w:lang w:val="ru-RU"/>
+        </w:rPr>
+        <w:t>— Мак, нам надо поговорить.</w:t>
+      </w:r>
+    </w:p>
+    <w:p>
+      <w:pPr>
+        <w:rPr>
+          <w:lang w:val="ru-RU"/>
+        </w:rPr>
+      </w:pPr>
+      <w:r>
+        <w:rPr>
+          <w:lang w:val="ru-RU"/>
+        </w:rPr>
+        <w:t xml:space="preserve">Она стремительно поднялась и соскочила с постели. Сделав пару шагов, она подняла с пола свою накидку. </w:t>
+      </w:r>
+    </w:p>
+    <w:p>
+      <w:pPr>
+        <w:rPr>
+          <w:lang w:val="ru-RU"/>
+        </w:rPr>
+      </w:pPr>
+      <w:r>
+        <w:rPr>
+          <w:lang w:val="ru-RU"/>
+        </w:rPr>
+        <w:t>Я на несколько мгновений снова потерял способность думать о чём бы то ни было, кроме её головокружительной красоты.</w:t>
+      </w:r>
+      <w:r>
+        <w:rPr>
+          <w:lang w:val="ru-RU"/>
+        </w:rPr>
+        <w:t xml:space="preserve"> </w:t>
+      </w:r>
+    </w:p>
+    <w:p>
+      <w:pPr>
+        <w:rPr>
+          <w:lang w:val="ru-RU"/>
+        </w:rPr>
+      </w:pPr>
+      <w:r>
+        <w:rPr>
+          <w:lang w:val="ru-RU"/>
+        </w:rPr>
+        <w:t xml:space="preserve">Зара накинула накидку на плечи, запахнулась и стянула талию поясом. </w:t>
+      </w:r>
+    </w:p>
+    <w:p>
+      <w:pPr>
+        <w:rPr>
+          <w:lang w:val="ru-RU"/>
+        </w:rPr>
+      </w:pPr>
+      <w:r>
+        <w:rPr>
+          <w:lang w:val="ru-RU"/>
+        </w:rPr>
+        <w:t>— Идём, я заварю нам чаю.</w:t>
+      </w:r>
+    </w:p>
+    <w:p>
+      <w:pPr>
+        <w:rPr>
+          <w:lang w:val="ru-RU"/>
+        </w:rPr>
+      </w:pPr>
+      <w:r>
+        <w:rPr>
+          <w:lang w:val="ru-RU"/>
+        </w:rPr>
+        <w:t>И она, не оборачиваясь, скрылась в гостиной.</w:t>
+      </w:r>
+    </w:p>
+    <w:p>
+      <w:pPr>
+        <w:rPr>
+          <w:lang w:val="ru-RU"/>
+        </w:rPr>
+      </w:pPr>
+      <w:r>
+        <w:rPr>
+          <w:lang w:val="ru-RU"/>
+        </w:rPr>
+        <w:t xml:space="preserve">Вздохнув, я встал с постели, нашёл в шкафу какую-то одежду, показавшуюся мне похожей на домашнюю, натянул её на себя и </w:t>
+      </w:r>
+      <w:r>
+        <w:rPr>
+          <w:lang w:val="ru-RU"/>
+        </w:rPr>
+        <w:t xml:space="preserve">тоже </w:t>
+      </w:r>
+      <w:r>
+        <w:rPr>
+          <w:lang w:val="ru-RU"/>
+        </w:rPr>
+        <w:t>вышел в гостиную.</w:t>
+      </w:r>
+    </w:p>
+    <w:p>
+      <w:pPr>
+        <w:rPr>
+          <w:lang w:val="ru-RU"/>
+        </w:rPr>
+      </w:pPr>
+      <w:r>
+        <w:rPr>
+          <w:lang w:val="ru-RU"/>
+        </w:rPr>
+        <w:t xml:space="preserve">Зара колдовала над кухонными приборами. Я обратил внимание, что она не </w:t>
+      </w:r>
+      <w:r>
+        <w:rPr>
+          <w:lang w:val="ru-RU"/>
+        </w:rPr>
+        <w:t>на</w:t>
+      </w:r>
+      <w:r>
+        <w:rPr>
+          <w:lang w:val="ru-RU"/>
+        </w:rPr>
+        <w:t>дела клипсу, а управляет кухонным оборудованием с помощью обычных кнопок и переключателей.</w:t>
+      </w:r>
+    </w:p>
+    <w:p>
+      <w:pPr>
+        <w:rPr>
+          <w:lang w:val="ru-RU"/>
+        </w:rPr>
+      </w:pPr>
+      <w:r>
+        <w:rPr>
+          <w:lang w:val="ru-RU"/>
+        </w:rPr>
+        <w:t xml:space="preserve">Я облокотился о </w:t>
+      </w:r>
+      <w:r>
+        <w:rPr>
+          <w:lang w:val="ru-RU"/>
+        </w:rPr>
+        <w:t>стену и молча за ней наблюдая.</w:t>
+      </w:r>
+    </w:p>
+    <w:p>
+      <w:pPr>
+        <w:rPr>
+          <w:lang w:val="ru-RU"/>
+        </w:rPr>
+      </w:pPr>
+      <w:r>
+        <w:rPr>
+          <w:lang w:val="ru-RU"/>
+        </w:rPr>
+        <w:t xml:space="preserve">Не поднимая на меня глаз, она взяла в руки две дымящиеся чашки, поставила их на барную стойку и села на то же место, на котором я увидел её утром, войдя в дом. </w:t>
+      </w:r>
+    </w:p>
+    <w:p>
+      <w:pPr>
+        <w:rPr>
+          <w:lang w:val="ru-RU"/>
+        </w:rPr>
+      </w:pPr>
+      <w:r>
+        <w:rPr>
+          <w:lang w:val="ru-RU"/>
+        </w:rPr>
+        <w:t xml:space="preserve">Я спокойно прошёл через комнату и занял место напротив неё. </w:t>
+      </w:r>
+    </w:p>
+    <w:p>
+      <w:pPr>
+        <w:rPr>
+          <w:lang w:val="ru-RU"/>
+        </w:rPr>
+      </w:pPr>
+      <w:r>
+        <w:rPr>
+          <w:lang w:val="ru-RU"/>
+        </w:rPr>
+        <w:t>— Я должна тебе сказать, — произнесла Зара, — что тогда, в ресторане рассказала вам не всё</w:t>
+      </w:r>
+      <w:r>
+        <w:rPr>
+          <w:lang w:val="ru-RU"/>
+        </w:rPr>
+        <w:t>. Не всё, что</w:t>
+      </w:r>
+      <w:r>
+        <w:rPr>
+          <w:lang w:val="ru-RU"/>
+        </w:rPr>
+        <w:t xml:space="preserve"> должна была рассказать. </w:t>
+      </w:r>
+    </w:p>
+    <w:p>
+      <w:pPr>
+        <w:rPr>
+          <w:lang w:val="ru-RU"/>
+        </w:rPr>
+      </w:pPr>
+      <w:r>
+        <w:rPr>
+          <w:lang w:val="ru-RU"/>
+        </w:rPr>
+        <w:t>Она вздохнула.</w:t>
+      </w:r>
+    </w:p>
+    <w:p>
+      <w:pPr>
+        <w:rPr>
+          <w:lang w:val="ru-RU"/>
+        </w:rPr>
+      </w:pPr>
+      <w:r>
+        <w:rPr>
+          <w:lang w:val="ru-RU"/>
+        </w:rPr>
+        <w:lastRenderedPageBreak/>
+        <w:t xml:space="preserve">— </w:t>
+      </w:r>
+      <w:r>
+        <w:rPr>
+          <w:lang w:val="ru-RU"/>
+        </w:rPr>
+        <w:t>И п</w:t>
+      </w:r>
+      <w:r>
+        <w:rPr>
+          <w:lang w:val="ru-RU"/>
+        </w:rPr>
+        <w:t>режде всего, это касается Иона.</w:t>
+      </w:r>
+    </w:p>
+    <w:p>
+      <w:pPr>
+        <w:rPr>
+          <w:lang w:val="ru-RU"/>
+        </w:rPr>
+      </w:pPr>
+      <w:r>
+        <w:rPr>
+          <w:lang w:val="ru-RU"/>
+        </w:rPr>
+        <w:t>Я почувствовал, как у</w:t>
+      </w:r>
+      <w:r>
+        <w:rPr>
+          <w:lang w:val="ru-RU"/>
+        </w:rPr>
+        <w:t xml:space="preserve"> меня сжалось сердце от недоброго предчувствия.</w:t>
+      </w:r>
+    </w:p>
+    <w:p>
+      <w:pPr>
+        <w:rPr>
+          <w:lang w:val="ru-RU"/>
+        </w:rPr>
+      </w:pPr>
+      <w:r>
+        <w:rPr>
+          <w:lang w:val="ru-RU"/>
+        </w:rPr>
+        <w:t>Она коротко взглянула на меня исподлобья.</w:t>
+      </w:r>
+    </w:p>
+    <w:p>
+      <w:pPr>
+        <w:rPr>
+          <w:lang w:val="ru-RU"/>
+        </w:rPr>
+      </w:pPr>
+      <w:r>
+        <w:rPr>
+          <w:lang w:val="ru-RU"/>
+        </w:rPr>
+        <w:t>— Да нет, ты не думай. Что касается моего отношения к нему — всё так и есть, и тут нечего добавлять. Равно как и о наших</w:t>
+      </w:r>
+      <w:r>
+        <w:rPr>
+          <w:lang w:val="ru-RU"/>
+        </w:rPr>
+        <w:t xml:space="preserve"> с ним</w:t>
+      </w:r>
+      <w:r>
+        <w:rPr>
+          <w:lang w:val="ru-RU"/>
+        </w:rPr>
+        <w:t xml:space="preserve"> отношениях. Их не было, нет и не будет.</w:t>
+      </w:r>
+    </w:p>
+    <w:p>
+      <w:pPr>
+        <w:rPr>
+          <w:lang w:val="ru-RU"/>
+        </w:rPr>
+      </w:pPr>
+      <w:r>
+        <w:rPr>
+          <w:lang w:val="ru-RU"/>
+        </w:rPr>
+        <w:t>Я не смог удержать</w:t>
+      </w:r>
+      <w:r>
+        <w:rPr>
+          <w:lang w:val="ru-RU"/>
+        </w:rPr>
+        <w:t>ся от</w:t>
+      </w:r>
+      <w:r>
+        <w:rPr>
+          <w:lang w:val="ru-RU"/>
+        </w:rPr>
+        <w:t xml:space="preserve"> вздоха облегчения.</w:t>
+      </w:r>
+    </w:p>
+    <w:p>
+      <w:pPr>
+        <w:rPr>
+          <w:lang w:val="ru-RU"/>
+        </w:rPr>
+      </w:pPr>
+      <w:r>
+        <w:rPr>
+          <w:lang w:val="ru-RU"/>
+        </w:rPr>
+        <w:t xml:space="preserve">Зара снова взглянула на </w:t>
+      </w:r>
+      <w:r>
+        <w:rPr>
+          <w:lang w:val="ru-RU"/>
+        </w:rPr>
+        <w:t xml:space="preserve">меня, улыбнулась, протянула руку и погладила меня по щеке. Я почувствовал, что ко мне возвращается идиллическое настроение, не покидавшее меня всё сегодняшнее утро. </w:t>
+      </w:r>
+    </w:p>
+    <w:p>
+      <w:pPr>
+        <w:rPr>
+          <w:lang w:val="ru-RU"/>
+        </w:rPr>
+      </w:pPr>
+      <w:r>
+        <w:rPr>
+          <w:lang w:val="ru-RU"/>
+        </w:rPr>
+        <w:t xml:space="preserve">Зара снова стала серьёзной. </w:t>
+      </w:r>
+    </w:p>
+    <w:p>
+      <w:pPr>
+        <w:rPr>
+          <w:lang w:val="ru-RU"/>
+        </w:rPr>
+      </w:pPr>
+      <w:r>
+        <w:rPr>
+          <w:lang w:val="ru-RU"/>
+        </w:rPr>
+        <w:t>— Я сказала вам тогда, — продолжила она, — что он спокойно воспринял мой отказ. Но это не так. Ион из тех людей, которые никогда не смиряются с подобными вещами. Он продолжал преследовать меня, давая понять, что даёт мне шанс одуматься.</w:t>
+      </w:r>
+    </w:p>
+    <w:p>
+      <w:pPr>
+        <w:rPr>
+          <w:lang w:val="ru-RU"/>
+        </w:rPr>
+      </w:pPr>
+      <w:r>
+        <w:rPr>
+          <w:lang w:val="ru-RU"/>
+        </w:rPr>
+        <w:t>Она ненадолго задумалась. Потом, как будто решившись, выпалила:</w:t>
+      </w:r>
+    </w:p>
+    <w:p>
+      <w:pPr>
+        <w:rPr>
+          <w:lang w:val="ru-RU"/>
+        </w:rPr>
+      </w:pPr>
+      <w:r>
+        <w:rPr>
+          <w:lang w:val="ru-RU"/>
+        </w:rPr>
+        <w:t>— Знаете ли вы</w:t>
+      </w:r>
+      <w:r>
+        <w:rPr>
+          <w:lang w:val="ru-RU"/>
+        </w:rPr>
+        <w:t xml:space="preserve">, </w:t>
+      </w:r>
+      <w:r>
+        <w:rPr>
+          <w:lang w:val="ru-RU"/>
+        </w:rPr>
+        <w:t xml:space="preserve">я имею в виду </w:t>
+      </w:r>
+      <w:r>
+        <w:rPr>
+          <w:lang w:val="ru-RU"/>
+        </w:rPr>
+        <w:t>АРК</w:t>
+      </w:r>
+      <w:r>
+        <w:rPr>
+          <w:lang w:val="ru-RU"/>
+        </w:rPr>
+        <w:t xml:space="preserve">, </w:t>
+      </w:r>
+      <w:r>
+        <w:rPr>
+          <w:lang w:val="ru-RU"/>
+        </w:rPr>
+        <w:t>что Ион — один из самых влиятельных людей Трайба</w:t>
+      </w:r>
+      <w:r>
+        <w:rPr>
+          <w:lang w:val="ru-RU"/>
+        </w:rPr>
+        <w:t>? Он — Бета.</w:t>
+      </w:r>
+    </w:p>
+    <w:p>
+      <w:pPr>
+        <w:rPr>
+          <w:lang w:val="ru-RU"/>
+        </w:rPr>
+      </w:pPr>
+      <w:r>
+        <w:rPr>
+          <w:lang w:val="ru-RU"/>
+        </w:rPr>
+        <w:t xml:space="preserve">Она вперила в меня решительный взгляд. </w:t>
+      </w:r>
+    </w:p>
+    <w:p>
+      <w:pPr>
+        <w:rPr>
+          <w:lang w:val="ru-RU"/>
+        </w:rPr>
+      </w:pPr>
+      <w:r>
+        <w:rPr>
+          <w:lang w:val="ru-RU"/>
+        </w:rPr>
+        <w:t>Я успокаивающе улыбнулся.</w:t>
+      </w:r>
+    </w:p>
+    <w:p>
+      <w:pPr>
+        <w:rPr>
+          <w:lang w:val="ru-RU"/>
+        </w:rPr>
+      </w:pPr>
+      <w:r>
+        <w:rPr>
+          <w:lang w:val="ru-RU"/>
+        </w:rPr>
+        <w:t xml:space="preserve">— </w:t>
+      </w:r>
+      <w:r>
+        <w:rPr>
+          <w:lang w:val="ru-RU"/>
+        </w:rPr>
+        <w:t>Можешь не волноваться. Да,</w:t>
+      </w:r>
+      <w:r>
+        <w:rPr>
+          <w:lang w:val="ru-RU"/>
+        </w:rPr>
+        <w:t xml:space="preserve"> АРК об этом знает. С недавнего времени.</w:t>
+      </w:r>
+    </w:p>
+    <w:p>
+      <w:pPr>
+        <w:rPr>
+          <w:lang w:val="ru-RU"/>
+        </w:rPr>
+      </w:pPr>
+      <w:r>
+        <w:rPr>
+          <w:lang w:val="ru-RU"/>
+        </w:rPr>
+        <w:t xml:space="preserve">Теперь настала очередь Зары </w:t>
+      </w:r>
+      <w:r>
+        <w:rPr>
+          <w:lang w:val="ru-RU"/>
+        </w:rPr>
+        <w:t xml:space="preserve">глубоко и </w:t>
+      </w:r>
+      <w:r>
+        <w:rPr>
+          <w:lang w:val="ru-RU"/>
+        </w:rPr>
+        <w:t xml:space="preserve">облегчённо вздохнуть. Более того, судя по её виду, у неё </w:t>
+      </w:r>
+      <w:r>
+        <w:rPr>
+          <w:lang w:val="ru-RU"/>
+        </w:rPr>
+        <w:t>гора</w:t>
+      </w:r>
+      <w:r>
+        <w:rPr>
+          <w:lang w:val="ru-RU"/>
+        </w:rPr>
+        <w:t xml:space="preserve"> </w:t>
+      </w:r>
+      <w:r>
+        <w:rPr>
+          <w:lang w:val="ru-RU"/>
+        </w:rPr>
+        <w:t>спала с плеч</w:t>
+      </w:r>
+      <w:r>
+        <w:rPr>
+          <w:lang w:val="ru-RU"/>
+        </w:rPr>
+        <w:t>. Она медленно выдохнула, прикрыла глаза и опустила голову.</w:t>
+      </w:r>
+    </w:p>
+    <w:p>
+      <w:pPr>
+        <w:rPr>
+          <w:lang w:val="ru-RU"/>
+        </w:rPr>
+      </w:pPr>
+      <w:r>
+        <w:rPr>
+          <w:lang w:val="ru-RU"/>
+        </w:rPr>
+        <w:t xml:space="preserve">— Ты не представляешь себе, как </w:t>
+      </w:r>
+      <w:r>
+        <w:rPr>
+          <w:lang w:val="ru-RU"/>
+        </w:rPr>
+        <w:t>я рада это слышать, — произнесла она.</w:t>
+      </w:r>
+    </w:p>
+    <w:p>
+      <w:pPr>
+        <w:rPr>
+          <w:lang w:val="ru-RU"/>
+        </w:rPr>
+      </w:pPr>
+      <w:r>
+        <w:rPr>
+          <w:lang w:val="ru-RU"/>
+        </w:rPr>
+        <w:t>Несколько секунд она молчала. Потом, как будто встрепенувшись, продолжила свой рассказ.</w:t>
+      </w:r>
+    </w:p>
+    <w:p>
+      <w:pPr>
+        <w:rPr>
+          <w:lang w:val="ru-RU"/>
+        </w:rPr>
+      </w:pPr>
+      <w:r>
+        <w:rPr>
+          <w:lang w:val="ru-RU"/>
+        </w:rPr>
+        <w:t xml:space="preserve">— Ну так вот, его положение в Трайбе, его влияние, да и вообще его, если можно так сказать, харизма, позволяет ему пользоваться большим успехом у женщин. И чувствовать себя в этой области весьма уверенно. Наверное поэтому он занял по отношению ко мне выжидательную позицию. Просто он был уверен </w:t>
+      </w:r>
+    </w:p>
+    <w:p>
+      <w:pPr>
+        <w:rPr>
+          <w:lang w:val="ru-RU"/>
+        </w:rPr>
+      </w:pPr>
     </w:p>
     <w:p>
       <w:pPr>
